--- a/docs/Course_Name.docx
+++ b/docs/Course_Name.docx
@@ -417,7 +417,7 @@
         <w:rPr>
           <w:rStyle w:val="VerbatimChar"/>
         </w:rPr>
-        <w:t xml:space="preserve">##  date     2025-04-04</w:t>
+        <w:t xml:space="preserve">##  date     2025-04-05</w:t>
       </w:r>
       <w:r>
         <w:br/>
@@ -2984,7 +2984,7 @@
         <w:rPr>
           <w:rStyle w:val="VerbatimChar"/>
         </w:rPr>
-        <w:t xml:space="preserve">##  date     2025-04-04</w:t>
+        <w:t xml:space="preserve">##  date     2025-04-05</w:t>
       </w:r>
       <w:r>
         <w:br/>
@@ -4790,7 +4790,7 @@
         <w:rPr>
           <w:rStyle w:val="VerbatimChar"/>
         </w:rPr>
-        <w:t xml:space="preserve">##  date     2025-04-04</w:t>
+        <w:t xml:space="preserve">##  date     2025-04-05</w:t>
       </w:r>
       <w:r>
         <w:br/>

--- a/docs/Course_Name.docx
+++ b/docs/Course_Name.docx
@@ -21,7 +21,7 @@
         <w:pStyle w:val="Date"/>
       </w:pPr>
       <w:r>
-        <w:t xml:space="preserve">April,</w:t>
+        <w:t xml:space="preserve">May,</w:t>
       </w:r>
       <w:r>
         <w:t xml:space="preserve"> </w:t>
@@ -417,7 +417,7 @@
         <w:rPr>
           <w:rStyle w:val="VerbatimChar"/>
         </w:rPr>
-        <w:t xml:space="preserve">##  date     2025-04-04</w:t>
+        <w:t xml:space="preserve">##  date     2025-05-16</w:t>
       </w:r>
       <w:r>
         <w:br/>
@@ -2984,7 +2984,7 @@
         <w:rPr>
           <w:rStyle w:val="VerbatimChar"/>
         </w:rPr>
-        <w:t xml:space="preserve">##  date     2025-04-04</w:t>
+        <w:t xml:space="preserve">##  date     2025-05-16</w:t>
       </w:r>
       <w:r>
         <w:br/>
@@ -4790,7 +4790,7 @@
         <w:rPr>
           <w:rStyle w:val="VerbatimChar"/>
         </w:rPr>
-        <w:t xml:space="preserve">##  date     2025-04-04</w:t>
+        <w:t xml:space="preserve">##  date     2025-05-16</w:t>
       </w:r>
       <w:r>
         <w:br/>

--- a/docs/Course_Name.docx
+++ b/docs/Course_Name.docx
@@ -21,7 +21,7 @@
         <w:pStyle w:val="Date"/>
       </w:pPr>
       <w:r>
-        <w:t xml:space="preserve">April,</w:t>
+        <w:t xml:space="preserve">May,</w:t>
       </w:r>
       <w:r>
         <w:t xml:space="preserve"> </w:t>
@@ -417,7 +417,7 @@
         <w:rPr>
           <w:rStyle w:val="VerbatimChar"/>
         </w:rPr>
-        <w:t xml:space="preserve">##  date     2025-04-04</w:t>
+        <w:t xml:space="preserve">##  date     2025-05-28</w:t>
       </w:r>
       <w:r>
         <w:br/>
@@ -859,6 +859,14 @@
           <w:rStyle w:val="VerbatimChar"/>
         </w:rPr>
         <w:t xml:space="preserve">## ──────────────────────────────────────────────────────────────────────────────</w:t>
+      </w:r>
+    </w:p>
+    <w:p>
+      <w:pPr>
+        <w:pStyle w:val="FirstParagraph"/>
+      </w:pPr>
+      <w:r>
+        <w:t xml:space="preserve">asdasdmalsdma;dm;asdma</w:t>
       </w:r>
     </w:p>
     <w:bookmarkEnd w:id="25"/>
@@ -2984,7 +2992,7 @@
         <w:rPr>
           <w:rStyle w:val="VerbatimChar"/>
         </w:rPr>
-        <w:t xml:space="preserve">##  date     2025-04-04</w:t>
+        <w:t xml:space="preserve">##  date     2025-05-28</w:t>
       </w:r>
       <w:r>
         <w:br/>
@@ -4790,7 +4798,7 @@
         <w:rPr>
           <w:rStyle w:val="VerbatimChar"/>
         </w:rPr>
-        <w:t xml:space="preserve">##  date     2025-04-04</w:t>
+        <w:t xml:space="preserve">##  date     2025-05-28</w:t>
       </w:r>
       <w:r>
         <w:br/>

--- a/docs/Course_Name.docx
+++ b/docs/Course_Name.docx
@@ -21,7 +21,7 @@
         <w:pStyle w:val="Date"/>
       </w:pPr>
       <w:r>
-        <w:t xml:space="preserve">April,</w:t>
+        <w:t xml:space="preserve">May,</w:t>
       </w:r>
       <w:r>
         <w:t xml:space="preserve"> </w:t>
@@ -417,7 +417,7 @@
         <w:rPr>
           <w:rStyle w:val="VerbatimChar"/>
         </w:rPr>
-        <w:t xml:space="preserve">##  date     2025-04-04</w:t>
+        <w:t xml:space="preserve">##  date     2025-05-30</w:t>
       </w:r>
       <w:r>
         <w:br/>
@@ -2984,7 +2984,7 @@
         <w:rPr>
           <w:rStyle w:val="VerbatimChar"/>
         </w:rPr>
-        <w:t xml:space="preserve">##  date     2025-04-04</w:t>
+        <w:t xml:space="preserve">##  date     2025-05-30</w:t>
       </w:r>
       <w:r>
         <w:br/>
@@ -4790,7 +4790,7 @@
         <w:rPr>
           <w:rStyle w:val="VerbatimChar"/>
         </w:rPr>
-        <w:t xml:space="preserve">##  date     2025-04-04</w:t>
+        <w:t xml:space="preserve">##  date     2025-05-30</w:t>
       </w:r>
       <w:r>
         <w:br/>

--- a/docs/Course_Name.docx
+++ b/docs/Course_Name.docx
@@ -21,7 +21,7 @@
         <w:pStyle w:val="Date"/>
       </w:pPr>
       <w:r>
-        <w:t xml:space="preserve">April,</w:t>
+        <w:t xml:space="preserve">June,</w:t>
       </w:r>
       <w:r>
         <w:t xml:space="preserve"> </w:t>
@@ -417,7 +417,7 @@
         <w:rPr>
           <w:rStyle w:val="VerbatimChar"/>
         </w:rPr>
-        <w:t xml:space="preserve">##  date     2025-04-04</w:t>
+        <w:t xml:space="preserve">##  date     2025-06-05</w:t>
       </w:r>
       <w:r>
         <w:br/>
@@ -2984,7 +2984,7 @@
         <w:rPr>
           <w:rStyle w:val="VerbatimChar"/>
         </w:rPr>
-        <w:t xml:space="preserve">##  date     2025-04-04</w:t>
+        <w:t xml:space="preserve">##  date     2025-06-05</w:t>
       </w:r>
       <w:r>
         <w:br/>
@@ -4790,7 +4790,7 @@
         <w:rPr>
           <w:rStyle w:val="VerbatimChar"/>
         </w:rPr>
-        <w:t xml:space="preserve">##  date     2025-04-04</w:t>
+        <w:t xml:space="preserve">##  date     2025-06-05</w:t>
       </w:r>
       <w:r>
         <w:br/>

--- a/docs/Course_Name.docx
+++ b/docs/Course_Name.docx
@@ -21,7 +21,7 @@
         <w:pStyle w:val="Date"/>
       </w:pPr>
       <w:r>
-        <w:t xml:space="preserve">April,</w:t>
+        <w:t xml:space="preserve">June,</w:t>
       </w:r>
       <w:r>
         <w:t xml:space="preserve"> </w:t>
@@ -417,7 +417,7 @@
         <w:rPr>
           <w:rStyle w:val="VerbatimChar"/>
         </w:rPr>
-        <w:t xml:space="preserve">##  date     2025-04-04</w:t>
+        <w:t xml:space="preserve">##  date     2025-06-06</w:t>
       </w:r>
       <w:r>
         <w:br/>
@@ -2984,7 +2984,7 @@
         <w:rPr>
           <w:rStyle w:val="VerbatimChar"/>
         </w:rPr>
-        <w:t xml:space="preserve">##  date     2025-04-04</w:t>
+        <w:t xml:space="preserve">##  date     2025-06-06</w:t>
       </w:r>
       <w:r>
         <w:br/>
@@ -4790,7 +4790,7 @@
         <w:rPr>
           <w:rStyle w:val="VerbatimChar"/>
         </w:rPr>
-        <w:t xml:space="preserve">##  date     2025-04-04</w:t>
+        <w:t xml:space="preserve">##  date     2025-06-06</w:t>
       </w:r>
       <w:r>
         <w:br/>

--- a/docs/Course_Name.docx
+++ b/docs/Course_Name.docx
@@ -21,7 +21,7 @@
         <w:pStyle w:val="Date"/>
       </w:pPr>
       <w:r>
-        <w:t xml:space="preserve">April,</w:t>
+        <w:t xml:space="preserve">June,</w:t>
       </w:r>
       <w:r>
         <w:t xml:space="preserve"> </w:t>
@@ -417,7 +417,7 @@
         <w:rPr>
           <w:rStyle w:val="VerbatimChar"/>
         </w:rPr>
-        <w:t xml:space="preserve">##  date     2025-04-04</w:t>
+        <w:t xml:space="preserve">##  date     2025-06-12</w:t>
       </w:r>
       <w:r>
         <w:br/>
@@ -2984,7 +2984,7 @@
         <w:rPr>
           <w:rStyle w:val="VerbatimChar"/>
         </w:rPr>
-        <w:t xml:space="preserve">##  date     2025-04-04</w:t>
+        <w:t xml:space="preserve">##  date     2025-06-12</w:t>
       </w:r>
       <w:r>
         <w:br/>
@@ -3691,7 +3691,7 @@
     </w:p>
     <w:bookmarkEnd w:id="64"/>
     <w:bookmarkEnd w:id="65"/>
-    <w:bookmarkStart w:id="75" w:name="about-the-authors"/>
+    <w:bookmarkStart w:id="76" w:name="about-the-authors"/>
     <w:p>
       <w:pPr>
         <w:pStyle w:val="Heading1"/>
@@ -4306,6 +4306,20 @@
                 <w:t xml:space="preserve">Candace Savonen</w:t>
               </w:r>
             </w:hyperlink>
+            <w:r>
+              <w:t xml:space="preserve">,</w:t>
+            </w:r>
+            <w:r>
+              <w:t xml:space="preserve"> </w:t>
+            </w:r>
+            <w:hyperlink r:id="rId71">
+              <w:r>
+                <w:rPr>
+                  <w:rStyle w:val="Hyperlink"/>
+                </w:rPr>
+                <w:t xml:space="preserve">Katherine Cox</w:t>
+              </w:r>
+            </w:hyperlink>
           </w:p>
         </w:tc>
       </w:tr>
@@ -4320,7 +4334,7 @@
             <w:r>
               <w:t xml:space="preserve">Package Developers (</w:t>
             </w:r>
-            <w:hyperlink r:id="rId71">
+            <w:hyperlink r:id="rId72">
               <w:r>
                 <w:rPr>
                   <w:rStyle w:val="Hyperlink"/>
@@ -4331,9 +4345,15 @@
             <w:r>
               <w:t xml:space="preserve">)</w:t>
             </w:r>
-            <w:r>
-              <w:t xml:space="preserve"> </w:t>
-            </w:r>
+          </w:p>
+        </w:tc>
+        <w:tc>
+          <w:tcPr/>
+          <w:p>
+            <w:pPr>
+              <w:pStyle w:val="Compact"/>
+              <w:jc w:val="left"/>
+            </w:pPr>
             <w:hyperlink r:id="rId68">
               <w:r>
                 <w:rPr>
@@ -4362,7 +4382,7 @@
             <w:r>
               <w:t xml:space="preserve"> </w:t>
             </w:r>
-            <w:hyperlink r:id="rId72">
+            <w:hyperlink r:id="rId73">
               <w:r>
                 <w:rPr>
                   <w:rStyle w:val="Hyperlink"/>
@@ -4376,7 +4396,7 @@
             <w:r>
               <w:t xml:space="preserve"> </w:t>
             </w:r>
-            <w:hyperlink r:id="rId73">
+            <w:hyperlink r:id="rId74">
               <w:r>
                 <w:rPr>
                   <w:rStyle w:val="Hyperlink"/>
@@ -4404,7 +4424,7 @@
             <w:r>
               <w:t xml:space="preserve"> </w:t>
             </w:r>
-            <w:hyperlink r:id="rId74">
+            <w:hyperlink r:id="rId75">
               <w:r>
                 <w:rPr>
                   <w:rStyle w:val="Hyperlink"/>
@@ -4412,6 +4432,24 @@
                 <w:t xml:space="preserve">John Muschelli</w:t>
               </w:r>
             </w:hyperlink>
+          </w:p>
+        </w:tc>
+      </w:tr>
+      <w:tr>
+        <w:tc>
+          <w:tcPr/>
+          <w:p>
+            <w:pPr>
+              <w:pStyle w:val="Compact"/>
+              <w:jc w:val="left"/>
+            </w:pPr>
+            <w:r>
+              <w:rPr>
+                <w:bCs/>
+                <w:b/>
+              </w:rPr>
+              <w:t xml:space="preserve">Art and Design</w:t>
+            </w:r>
           </w:p>
         </w:tc>
         <w:tc>
@@ -4432,11 +4470,167 @@
               <w:jc w:val="left"/>
             </w:pPr>
             <w:r>
+              <w:t xml:space="preserve">Illustrator(s)</w:t>
+            </w:r>
+          </w:p>
+        </w:tc>
+        <w:tc>
+          <w:tcPr/>
+          <w:p>
+            <w:pPr>
+              <w:pStyle w:val="Compact"/>
+              <w:jc w:val="left"/>
+            </w:pPr>
+            <w:r>
+              <w:t xml:space="preserve">Created graphics for the course</w:t>
+            </w:r>
+          </w:p>
+        </w:tc>
+      </w:tr>
+      <w:tr>
+        <w:tc>
+          <w:tcPr/>
+          <w:p>
+            <w:pPr>
+              <w:pStyle w:val="Compact"/>
+              <w:jc w:val="left"/>
+            </w:pPr>
+            <w:r>
+              <w:t xml:space="preserve">Figure Artist(s)</w:t>
+            </w:r>
+          </w:p>
+        </w:tc>
+        <w:tc>
+          <w:tcPr/>
+          <w:p>
+            <w:pPr>
+              <w:pStyle w:val="Compact"/>
+              <w:jc w:val="left"/>
+            </w:pPr>
+            <w:r>
+              <w:t xml:space="preserve">Created figures/plots for course</w:t>
+            </w:r>
+          </w:p>
+        </w:tc>
+      </w:tr>
+      <w:tr>
+        <w:tc>
+          <w:tcPr/>
+          <w:p>
+            <w:pPr>
+              <w:pStyle w:val="Compact"/>
+              <w:jc w:val="left"/>
+            </w:pPr>
+            <w:r>
+              <w:t xml:space="preserve">Videographer(s)</w:t>
+            </w:r>
+          </w:p>
+        </w:tc>
+        <w:tc>
+          <w:tcPr/>
+          <w:p>
+            <w:pPr>
+              <w:pStyle w:val="Compact"/>
+              <w:jc w:val="left"/>
+            </w:pPr>
+            <w:r>
+              <w:t xml:space="preserve">Filmed videos</w:t>
+            </w:r>
+          </w:p>
+        </w:tc>
+      </w:tr>
+      <w:tr>
+        <w:tc>
+          <w:tcPr/>
+          <w:p>
+            <w:pPr>
+              <w:pStyle w:val="Compact"/>
+              <w:jc w:val="left"/>
+            </w:pPr>
+            <w:r>
+              <w:t xml:space="preserve">Videography Editor(s)</w:t>
+            </w:r>
+          </w:p>
+        </w:tc>
+        <w:tc>
+          <w:tcPr/>
+          <w:p>
+            <w:pPr>
+              <w:pStyle w:val="Compact"/>
+              <w:jc w:val="left"/>
+            </w:pPr>
+            <w:r>
+              <w:t xml:space="preserve">Edited film</w:t>
+            </w:r>
+          </w:p>
+        </w:tc>
+      </w:tr>
+      <w:tr>
+        <w:tc>
+          <w:tcPr/>
+          <w:p>
+            <w:pPr>
+              <w:pStyle w:val="Compact"/>
+              <w:jc w:val="left"/>
+            </w:pPr>
+            <w:r>
+              <w:t xml:space="preserve">Audiographer(s)</w:t>
+            </w:r>
+          </w:p>
+        </w:tc>
+        <w:tc>
+          <w:tcPr/>
+          <w:p>
+            <w:pPr>
+              <w:pStyle w:val="Compact"/>
+              <w:jc w:val="left"/>
+            </w:pPr>
+            <w:r>
+              <w:t xml:space="preserve">Recorded audio</w:t>
+            </w:r>
+          </w:p>
+        </w:tc>
+      </w:tr>
+      <w:tr>
+        <w:tc>
+          <w:tcPr/>
+          <w:p>
+            <w:pPr>
+              <w:pStyle w:val="Compact"/>
+              <w:jc w:val="left"/>
+            </w:pPr>
+            <w:r>
+              <w:t xml:space="preserve">Audiography Editor(s)</w:t>
+            </w:r>
+          </w:p>
+        </w:tc>
+        <w:tc>
+          <w:tcPr/>
+          <w:p>
+            <w:pPr>
+              <w:pStyle w:val="Compact"/>
+              <w:jc w:val="left"/>
+            </w:pPr>
+            <w:r>
+              <w:t xml:space="preserve">Edited audio recordings</w:t>
+            </w:r>
+          </w:p>
+        </w:tc>
+      </w:tr>
+      <w:tr>
+        <w:tc>
+          <w:tcPr/>
+          <w:p>
+            <w:pPr>
+              <w:pStyle w:val="Compact"/>
+              <w:jc w:val="left"/>
+            </w:pPr>
+            <w:r>
               <w:rPr>
                 <w:bCs/>
                 <w:b/>
               </w:rPr>
-              <w:t xml:space="preserve">Art and Design</w:t>
+              <w:t xml:space="preserve">Funding</w:t>
             </w:r>
           </w:p>
         </w:tc>
@@ -4458,7 +4652,7 @@
               <w:jc w:val="left"/>
             </w:pPr>
             <w:r>
-              <w:t xml:space="preserve">Illustrator(s)</w:t>
+              <w:t xml:space="preserve">Funder(s)</w:t>
             </w:r>
           </w:p>
         </w:tc>
@@ -4470,7 +4664,7 @@
               <w:jc w:val="left"/>
             </w:pPr>
             <w:r>
-              <w:t xml:space="preserve">Created graphics for the course</w:t>
+              <w:t xml:space="preserve">Institution/individual who funded course including grant number</w:t>
             </w:r>
           </w:p>
         </w:tc>
@@ -4484,7 +4678,7 @@
               <w:jc w:val="left"/>
             </w:pPr>
             <w:r>
-              <w:t xml:space="preserve">Figure Artist(s)</w:t>
+              <w:t xml:space="preserve">Funding Staff</w:t>
             </w:r>
           </w:p>
         </w:tc>
@@ -4496,188 +4690,6 @@
               <w:jc w:val="left"/>
             </w:pPr>
             <w:r>
-              <w:t xml:space="preserve">Created figures/plots for course</w:t>
-            </w:r>
-          </w:p>
-        </w:tc>
-      </w:tr>
-      <w:tr>
-        <w:tc>
-          <w:tcPr/>
-          <w:p>
-            <w:pPr>
-              <w:pStyle w:val="Compact"/>
-              <w:jc w:val="left"/>
-            </w:pPr>
-            <w:r>
-              <w:t xml:space="preserve">Videographer(s)</w:t>
-            </w:r>
-          </w:p>
-        </w:tc>
-        <w:tc>
-          <w:tcPr/>
-          <w:p>
-            <w:pPr>
-              <w:pStyle w:val="Compact"/>
-              <w:jc w:val="left"/>
-            </w:pPr>
-            <w:r>
-              <w:t xml:space="preserve">Filmed videos</w:t>
-            </w:r>
-          </w:p>
-        </w:tc>
-      </w:tr>
-      <w:tr>
-        <w:tc>
-          <w:tcPr/>
-          <w:p>
-            <w:pPr>
-              <w:pStyle w:val="Compact"/>
-              <w:jc w:val="left"/>
-            </w:pPr>
-            <w:r>
-              <w:t xml:space="preserve">Videography Editor(s)</w:t>
-            </w:r>
-          </w:p>
-        </w:tc>
-        <w:tc>
-          <w:tcPr/>
-          <w:p>
-            <w:pPr>
-              <w:pStyle w:val="Compact"/>
-              <w:jc w:val="left"/>
-            </w:pPr>
-            <w:r>
-              <w:t xml:space="preserve">Edited film</w:t>
-            </w:r>
-          </w:p>
-        </w:tc>
-      </w:tr>
-      <w:tr>
-        <w:tc>
-          <w:tcPr/>
-          <w:p>
-            <w:pPr>
-              <w:pStyle w:val="Compact"/>
-              <w:jc w:val="left"/>
-            </w:pPr>
-            <w:r>
-              <w:t xml:space="preserve">Audiographer(s)</w:t>
-            </w:r>
-          </w:p>
-        </w:tc>
-        <w:tc>
-          <w:tcPr/>
-          <w:p>
-            <w:pPr>
-              <w:pStyle w:val="Compact"/>
-              <w:jc w:val="left"/>
-            </w:pPr>
-            <w:r>
-              <w:t xml:space="preserve">Recorded audio</w:t>
-            </w:r>
-          </w:p>
-        </w:tc>
-      </w:tr>
-      <w:tr>
-        <w:tc>
-          <w:tcPr/>
-          <w:p>
-            <w:pPr>
-              <w:pStyle w:val="Compact"/>
-              <w:jc w:val="left"/>
-            </w:pPr>
-            <w:r>
-              <w:t xml:space="preserve">Audiography Editor(s)</w:t>
-            </w:r>
-          </w:p>
-        </w:tc>
-        <w:tc>
-          <w:tcPr/>
-          <w:p>
-            <w:pPr>
-              <w:pStyle w:val="Compact"/>
-              <w:jc w:val="left"/>
-            </w:pPr>
-            <w:r>
-              <w:t xml:space="preserve">Edited audio recordings</w:t>
-            </w:r>
-          </w:p>
-        </w:tc>
-      </w:tr>
-      <w:tr>
-        <w:tc>
-          <w:tcPr/>
-          <w:p>
-            <w:pPr>
-              <w:pStyle w:val="Compact"/>
-              <w:jc w:val="left"/>
-            </w:pPr>
-            <w:r>
-              <w:rPr>
-                <w:bCs/>
-                <w:b/>
-              </w:rPr>
-              <w:t xml:space="preserve">Funding</w:t>
-            </w:r>
-          </w:p>
-        </w:tc>
-        <w:tc>
-          <w:tcPr/>
-          <w:p>
-            <w:pPr>
-              <w:pStyle w:val="Compact"/>
-            </w:pPr>
-          </w:p>
-        </w:tc>
-      </w:tr>
-      <w:tr>
-        <w:tc>
-          <w:tcPr/>
-          <w:p>
-            <w:pPr>
-              <w:pStyle w:val="Compact"/>
-              <w:jc w:val="left"/>
-            </w:pPr>
-            <w:r>
-              <w:t xml:space="preserve">Funder(s)</w:t>
-            </w:r>
-          </w:p>
-        </w:tc>
-        <w:tc>
-          <w:tcPr/>
-          <w:p>
-            <w:pPr>
-              <w:pStyle w:val="Compact"/>
-              <w:jc w:val="left"/>
-            </w:pPr>
-            <w:r>
-              <w:t xml:space="preserve">Institution/individual who funded course including grant number</w:t>
-            </w:r>
-          </w:p>
-        </w:tc>
-      </w:tr>
-      <w:tr>
-        <w:tc>
-          <w:tcPr/>
-          <w:p>
-            <w:pPr>
-              <w:pStyle w:val="Compact"/>
-              <w:jc w:val="left"/>
-            </w:pPr>
-            <w:r>
-              <w:t xml:space="preserve">Funding Staff</w:t>
-            </w:r>
-          </w:p>
-        </w:tc>
-        <w:tc>
-          <w:tcPr/>
-          <w:p>
-            <w:pPr>
-              <w:pStyle w:val="Compact"/>
-              <w:jc w:val="left"/>
-            </w:pPr>
-            <w:r>
               <w:t xml:space="preserve">Staff members who help with funding</w:t>
             </w:r>
           </w:p>
@@ -4790,7 +4802,7 @@
         <w:rPr>
           <w:rStyle w:val="VerbatimChar"/>
         </w:rPr>
-        <w:t xml:space="preserve">##  date     2025-04-04</w:t>
+        <w:t xml:space="preserve">##  date     2025-06-12</w:t>
       </w:r>
       <w:r>
         <w:br/>
@@ -5234,8 +5246,8 @@
         <w:t xml:space="preserve">## ──────────────────────────────────────────────────────────────────────────────</w:t>
       </w:r>
     </w:p>
-    <w:bookmarkEnd w:id="75"/>
-    <w:bookmarkStart w:id="83" w:name="references"/>
+    <w:bookmarkEnd w:id="76"/>
+    <w:bookmarkStart w:id="84" w:name="references"/>
     <w:p>
       <w:pPr>
         <w:pStyle w:val="Heading1"/>
@@ -5253,8 +5265,8 @@
         <w:t xml:space="preserve">References</w:t>
       </w:r>
     </w:p>
-    <w:bookmarkStart w:id="82" w:name="refs"/>
-    <w:bookmarkStart w:id="77" w:name="ref-rmarkdown2021"/>
+    <w:bookmarkStart w:id="83" w:name="refs"/>
+    <w:bookmarkStart w:id="78" w:name="ref-rmarkdown2021"/>
     <w:p>
       <w:pPr>
         <w:pStyle w:val="Bibliography"/>
@@ -5278,7 +5290,7 @@
       <w:r>
         <w:t xml:space="preserve"> </w:t>
       </w:r>
-      <w:hyperlink r:id="rId76">
+      <w:hyperlink r:id="rId77">
         <w:r>
           <w:rPr>
             <w:rStyle w:val="Hyperlink"/>
@@ -5290,8 +5302,8 @@
         <w:t xml:space="preserve">.</w:t>
       </w:r>
     </w:p>
-    <w:bookmarkEnd w:id="77"/>
-    <w:bookmarkStart w:id="79" w:name="ref-Xie2018"/>
+    <w:bookmarkEnd w:id="78"/>
+    <w:bookmarkStart w:id="80" w:name="ref-Xie2018"/>
     <w:p>
       <w:pPr>
         <w:pStyle w:val="Bibliography"/>
@@ -5315,7 +5327,7 @@
       <w:r>
         <w:t xml:space="preserve"> </w:t>
       </w:r>
-      <w:hyperlink r:id="rId78">
+      <w:hyperlink r:id="rId79">
         <w:r>
           <w:rPr>
             <w:rStyle w:val="Hyperlink"/>
@@ -5327,8 +5339,8 @@
         <w:t xml:space="preserve">.</w:t>
       </w:r>
     </w:p>
-    <w:bookmarkEnd w:id="79"/>
-    <w:bookmarkStart w:id="81" w:name="ref-Xie2020"/>
+    <w:bookmarkEnd w:id="80"/>
+    <w:bookmarkStart w:id="82" w:name="ref-Xie2020"/>
     <w:p>
       <w:pPr>
         <w:pStyle w:val="Bibliography"/>
@@ -5352,7 +5364,7 @@
       <w:r>
         <w:t xml:space="preserve"> </w:t>
       </w:r>
-      <w:hyperlink r:id="rId80">
+      <w:hyperlink r:id="rId81">
         <w:r>
           <w:rPr>
             <w:rStyle w:val="Hyperlink"/>
@@ -5364,9 +5376,9 @@
         <w:t xml:space="preserve">.</w:t>
       </w:r>
     </w:p>
-    <w:bookmarkEnd w:id="81"/>
     <w:bookmarkEnd w:id="82"/>
     <w:bookmarkEnd w:id="83"/>
+    <w:bookmarkEnd w:id="84"/>
     <w:sectPr/>
   </w:body>
 </w:document>

--- a/docs/Course_Name.docx
+++ b/docs/Course_Name.docx
@@ -21,7 +21,7 @@
         <w:pStyle w:val="Date"/>
       </w:pPr>
       <w:r>
-        <w:t xml:space="preserve">April,</w:t>
+        <w:t xml:space="preserve">June,</w:t>
       </w:r>
       <w:r>
         <w:t xml:space="preserve"> </w:t>
@@ -417,7 +417,7 @@
         <w:rPr>
           <w:rStyle w:val="VerbatimChar"/>
         </w:rPr>
-        <w:t xml:space="preserve">##  date     2025-04-04</w:t>
+        <w:t xml:space="preserve">##  date     2025-06-12</w:t>
       </w:r>
       <w:r>
         <w:br/>
@@ -2984,7 +2984,7 @@
         <w:rPr>
           <w:rStyle w:val="VerbatimChar"/>
         </w:rPr>
-        <w:t xml:space="preserve">##  date     2025-04-04</w:t>
+        <w:t xml:space="preserve">##  date     2025-06-12</w:t>
       </w:r>
       <w:r>
         <w:br/>
@@ -4790,7 +4790,7 @@
         <w:rPr>
           <w:rStyle w:val="VerbatimChar"/>
         </w:rPr>
-        <w:t xml:space="preserve">##  date     2025-04-04</w:t>
+        <w:t xml:space="preserve">##  date     2025-06-12</w:t>
       </w:r>
       <w:r>
         <w:br/>

--- a/docs/Course_Name.docx
+++ b/docs/Course_Name.docx
@@ -21,7 +21,7 @@
         <w:pStyle w:val="Date"/>
       </w:pPr>
       <w:r>
-        <w:t xml:space="preserve">June,</w:t>
+        <w:t xml:space="preserve">July,</w:t>
       </w:r>
       <w:r>
         <w:t xml:space="preserve"> </w:t>
@@ -417,7 +417,7 @@
         <w:rPr>
           <w:rStyle w:val="VerbatimChar"/>
         </w:rPr>
-        <w:t xml:space="preserve">##  date     2025-06-27</w:t>
+        <w:t xml:space="preserve">##  date     2025-07-03</w:t>
       </w:r>
       <w:r>
         <w:br/>
@@ -2976,7 +2976,7 @@
         <w:rPr>
           <w:rStyle w:val="VerbatimChar"/>
         </w:rPr>
-        <w:t xml:space="preserve">##  date     2025-06-27</w:t>
+        <w:t xml:space="preserve">##  date     2025-07-03</w:t>
       </w:r>
       <w:r>
         <w:br/>
@@ -4794,7 +4794,7 @@
         <w:rPr>
           <w:rStyle w:val="VerbatimChar"/>
         </w:rPr>
-        <w:t xml:space="preserve">##  date     2025-06-27</w:t>
+        <w:t xml:space="preserve">##  date     2025-07-03</w:t>
       </w:r>
       <w:r>
         <w:br/>

--- a/docs/Course_Name.docx
+++ b/docs/Course_Name.docx
@@ -21,7 +21,7 @@
         <w:pStyle w:val="Date"/>
       </w:pPr>
       <w:r>
-        <w:t xml:space="preserve">June,</w:t>
+        <w:t xml:space="preserve">December,</w:t>
       </w:r>
       <w:r>
         <w:t xml:space="preserve"> </w:t>
@@ -417,7 +417,7 @@
         <w:rPr>
           <w:rStyle w:val="VerbatimChar"/>
         </w:rPr>
-        <w:t xml:space="preserve">##  date     2025-06-27</w:t>
+        <w:t xml:space="preserve">##  date     2025-12-15</w:t>
       </w:r>
       <w:r>
         <w:br/>
@@ -462,7 +462,7 @@
         <w:rPr>
           <w:rStyle w:val="VerbatimChar"/>
         </w:rPr>
-        <w:t xml:space="preserve">##  bookdown      0.41    2024-10-16 [1] CRAN (R 4.3.2)</w:t>
+        <w:t xml:space="preserve">##  bookdown      0.43    2025-04-15 [1] CRAN (R 4.3.2)</w:t>
       </w:r>
       <w:r>
         <w:br/>
@@ -516,7 +516,7 @@
         <w:rPr>
           <w:rStyle w:val="VerbatimChar"/>
         </w:rPr>
-        <w:t xml:space="preserve">##  evaluate      0.23    2023-11-01 [1] RSPM (R 4.3.0)</w:t>
+        <w:t xml:space="preserve">##  evaluate      1.0.4   2025-06-18 [1] CRAN (R 4.3.2)</w:t>
       </w:r>
       <w:r>
         <w:br/>
@@ -579,7 +579,7 @@
         <w:rPr>
           <w:rStyle w:val="VerbatimChar"/>
         </w:rPr>
-        <w:t xml:space="preserve">##  knitr         1.48    2024-07-07 [1] CRAN (R 4.3.2)</w:t>
+        <w:t xml:space="preserve">##  knitr         1.50    2025-03-16 [1] CRAN (R 4.3.2)</w:t>
       </w:r>
       <w:r>
         <w:br/>
@@ -714,7 +714,7 @@
         <w:rPr>
           <w:rStyle w:val="VerbatimChar"/>
         </w:rPr>
-        <w:t xml:space="preserve">##  rlang         1.1.4   2024-06-04 [1] CRAN (R 4.3.2)</w:t>
+        <w:t xml:space="preserve">##  rlang         1.1.6   2025-04-11 [1] CRAN (R 4.3.2)</w:t>
       </w:r>
       <w:r>
         <w:br/>
@@ -795,7 +795,7 @@
         <w:rPr>
           <w:rStyle w:val="VerbatimChar"/>
         </w:rPr>
-        <w:t xml:space="preserve">##  xfun          0.48    2024-10-03 [1] CRAN (R 4.3.2)</w:t>
+        <w:t xml:space="preserve">##  xfun          0.52    2025-04-02 [1] CRAN (R 4.3.2)</w:t>
       </w:r>
       <w:r>
         <w:br/>
@@ -813,7 +813,7 @@
         <w:rPr>
           <w:rStyle w:val="VerbatimChar"/>
         </w:rPr>
-        <w:t xml:space="preserve">##  yaml          2.3.8   2023-12-11 [1] RSPM (R 4.3.0)</w:t>
+        <w:t xml:space="preserve">##  yaml          2.3.10  2024-07-26 [1] CRAN (R 4.3.2)</w:t>
       </w:r>
       <w:r>
         <w:br/>
@@ -2976,7 +2976,7 @@
         <w:rPr>
           <w:rStyle w:val="VerbatimChar"/>
         </w:rPr>
-        <w:t xml:space="preserve">##  date     2025-06-27</w:t>
+        <w:t xml:space="preserve">##  date     2025-12-15</w:t>
       </w:r>
       <w:r>
         <w:br/>
@@ -3021,16 +3021,7 @@
         <w:rPr>
           <w:rStyle w:val="VerbatimChar"/>
         </w:rPr>
-        <w:t xml:space="preserve">##  askpass       1.2.0   2023-09-03 [1] RSPM (R 4.3.0)</w:t>
-      </w:r>
-      <w:r>
-        <w:br/>
-      </w:r>
-      <w:r>
-        <w:rPr>
-          <w:rStyle w:val="VerbatimChar"/>
-        </w:rPr>
-        <w:t xml:space="preserve">##  bookdown      0.41    2024-10-16 [1] CRAN (R 4.3.2)</w:t>
+        <w:t xml:space="preserve">##  bookdown      0.43    2025-04-15 [1] CRAN (R 4.3.2)</w:t>
       </w:r>
       <w:r>
         <w:br/>
@@ -3048,7 +3039,7 @@
         <w:rPr>
           <w:rStyle w:val="VerbatimChar"/>
         </w:rPr>
-        <w:t xml:space="preserve">##  chromote      0.3.1   2024-08-30 [1] CRAN (R 4.3.2)</w:t>
+        <w:t xml:space="preserve">##  chromote      0.5.1   2025-04-24 [1] CRAN (R 4.3.2)</w:t>
       </w:r>
       <w:r>
         <w:br/>
@@ -3066,15 +3057,6 @@
         <w:rPr>
           <w:rStyle w:val="VerbatimChar"/>
         </w:rPr>
-        <w:t xml:space="preserve">##  curl          5.2.0   2023-12-08 [1] RSPM (R 4.3.0)</w:t>
-      </w:r>
-      <w:r>
-        <w:br/>
-      </w:r>
-      <w:r>
-        <w:rPr>
-          <w:rStyle w:val="VerbatimChar"/>
-        </w:rPr>
         <w:t xml:space="preserve">##  devtools      2.4.5   2022-10-11 [1] RSPM (R 4.3.0)</w:t>
       </w:r>
       <w:r>
@@ -3111,7 +3093,7 @@
         <w:rPr>
           <w:rStyle w:val="VerbatimChar"/>
         </w:rPr>
-        <w:t xml:space="preserve">##  evaluate      0.23    2023-11-01 [1] RSPM (R 4.3.0)</w:t>
+        <w:t xml:space="preserve">##  evaluate      1.0.4   2025-06-18 [1] CRAN (R 4.3.2)</w:t>
       </w:r>
       <w:r>
         <w:br/>
@@ -3156,6 +3138,15 @@
         <w:rPr>
           <w:rStyle w:val="VerbatimChar"/>
         </w:rPr>
+        <w:t xml:space="preserve">##  gitcreds      0.1.2   2022-09-08 [1] RSPM (R 4.3.0)</w:t>
+      </w:r>
+      <w:r>
+        <w:br/>
+      </w:r>
+      <w:r>
+        <w:rPr>
+          <w:rStyle w:val="VerbatimChar"/>
+        </w:rPr>
         <w:t xml:space="preserve">##  glue          1.7.0   2024-01-09 [1] RSPM (R 4.3.0)</w:t>
       </w:r>
       <w:r>
@@ -3165,15 +3156,6 @@
         <w:rPr>
           <w:rStyle w:val="VerbatimChar"/>
         </w:rPr>
-        <w:t xml:space="preserve">##  highr         0.11    2024-05-26 [1] CRAN (R 4.3.2)</w:t>
-      </w:r>
-      <w:r>
-        <w:br/>
-      </w:r>
-      <w:r>
-        <w:rPr>
-          <w:rStyle w:val="VerbatimChar"/>
-        </w:rPr>
         <w:t xml:space="preserve">##  hms           1.1.3   2023-03-21 [1] RSPM (R 4.3.0)</w:t>
       </w:r>
       <w:r>
@@ -3219,15 +3201,6 @@
         <w:rPr>
           <w:rStyle w:val="VerbatimChar"/>
         </w:rPr>
-        <w:t xml:space="preserve">##  janitor       2.2.0   2023-02-02 [1] RSPM (R 4.3.0)</w:t>
-      </w:r>
-      <w:r>
-        <w:br/>
-      </w:r>
-      <w:r>
-        <w:rPr>
-          <w:rStyle w:val="VerbatimChar"/>
-        </w:rPr>
         <w:t xml:space="preserve">##  jsonlite      1.8.8   2023-12-04 [1] RSPM (R 4.3.0)</w:t>
       </w:r>
       <w:r>
@@ -3237,7 +3210,7 @@
         <w:rPr>
           <w:rStyle w:val="VerbatimChar"/>
         </w:rPr>
-        <w:t xml:space="preserve">##  knitr         1.48    2024-07-07 [1] CRAN (R 4.3.2)</w:t>
+        <w:t xml:space="preserve">##  knitr         1.50    2025-03-16 [1] CRAN (R 4.3.2)</w:t>
       </w:r>
       <w:r>
         <w:br/>
@@ -3264,15 +3237,6 @@
         <w:rPr>
           <w:rStyle w:val="VerbatimChar"/>
         </w:rPr>
-        <w:t xml:space="preserve">##  lubridate     1.9.3   2023-09-27 [1] RSPM (R 4.3.0)</w:t>
-      </w:r>
-      <w:r>
-        <w:br/>
-      </w:r>
-      <w:r>
-        <w:rPr>
-          <w:rStyle w:val="VerbatimChar"/>
-        </w:rPr>
         <w:t xml:space="preserve">##  magrittr    * 2.0.3   2022-03-30 [1] RSPM (R 4.3.0)</w:t>
       </w:r>
       <w:r>
@@ -3309,16 +3273,7 @@
         <w:rPr>
           <w:rStyle w:val="VerbatimChar"/>
         </w:rPr>
-        <w:t xml:space="preserve">##  openssl       2.1.1   2023-09-25 [1] RSPM (R 4.3.0)</w:t>
-      </w:r>
-      <w:r>
-        <w:br/>
-      </w:r>
-      <w:r>
-        <w:rPr>
-          <w:rStyle w:val="VerbatimChar"/>
-        </w:rPr>
-        <w:t xml:space="preserve">##  ottrpal       1.3.0   2024-10-23 [1] Github (jhudsl/ottrpal@2e19782)</w:t>
+        <w:t xml:space="preserve">##  ottrpal       2.0.0   2025-08-11 [1] Github (ottrproject/ottrpal@a9049b7)</w:t>
       </w:r>
       <w:r>
         <w:br/>
@@ -3444,7 +3399,7 @@
         <w:rPr>
           <w:rStyle w:val="VerbatimChar"/>
         </w:rPr>
-        <w:t xml:space="preserve">##  rlang         1.1.4   2024-06-04 [1] CRAN (R 4.3.2)</w:t>
+        <w:t xml:space="preserve">##  rlang         1.1.6   2025-04-11 [1] CRAN (R 4.3.2)</w:t>
       </w:r>
       <w:r>
         <w:br/>
@@ -3462,7 +3417,16 @@
         <w:rPr>
           <w:rStyle w:val="VerbatimChar"/>
         </w:rPr>
-        <w:t xml:space="preserve">##  rprojroot     2.0.4   2023-11-05 [1] CRAN (R 4.3.2)</w:t>
+        <w:t xml:space="preserve">##  rprojroot     2.1.0   2025-07-12 [1] CRAN (R 4.3.2)</w:t>
+      </w:r>
+      <w:r>
+        <w:br/>
+      </w:r>
+      <w:r>
+        <w:rPr>
+          <w:rStyle w:val="VerbatimChar"/>
+        </w:rPr>
+        <w:t xml:space="preserve">##  rvest         1.0.4   2024-02-12 [1] CRAN (R 4.3.2)</w:t>
       </w:r>
       <w:r>
         <w:br/>
@@ -3489,7 +3453,7 @@
         <w:rPr>
           <w:rStyle w:val="VerbatimChar"/>
         </w:rPr>
-        <w:t xml:space="preserve">##  snakecase     0.11.1  2023-08-27 [1] RSPM (R 4.3.0)</w:t>
+        <w:t xml:space="preserve">##  spelling      2.3.1   2024-10-04 [1] CRAN (R 4.3.2)</w:t>
       </w:r>
       <w:r>
         <w:br/>
@@ -3516,7 +3480,16 @@
         <w:rPr>
           <w:rStyle w:val="VerbatimChar"/>
         </w:rPr>
-        <w:t xml:space="preserve">##  tibble        3.2.1   2023-03-20 [1] CRAN (R 4.3.2)</w:t>
+        <w:t xml:space="preserve">##  tibble        3.3.0   2025-06-08 [1] CRAN (R 4.3.2)</w:t>
+      </w:r>
+      <w:r>
+        <w:br/>
+      </w:r>
+      <w:r>
+        <w:rPr>
+          <w:rStyle w:val="VerbatimChar"/>
+        </w:rPr>
+        <w:t xml:space="preserve">##  tidyr         1.3.1   2024-01-24 [1] RSPM (R 4.3.0)</w:t>
       </w:r>
       <w:r>
         <w:br/>
@@ -3534,15 +3507,6 @@
         <w:rPr>
           <w:rStyle w:val="VerbatimChar"/>
         </w:rPr>
-        <w:t xml:space="preserve">##  timechange    0.3.0   2024-01-18 [1] RSPM (R 4.3.0)</w:t>
-      </w:r>
-      <w:r>
-        <w:br/>
-      </w:r>
-      <w:r>
-        <w:rPr>
-          <w:rStyle w:val="VerbatimChar"/>
-        </w:rPr>
         <w:t xml:space="preserve">##  tzdb          0.4.0   2023-05-12 [1] RSPM (R 4.3.0)</w:t>
       </w:r>
       <w:r>
@@ -3588,25 +3552,25 @@
         <w:rPr>
           <w:rStyle w:val="VerbatimChar"/>
         </w:rPr>
-        <w:t xml:space="preserve">##  webshot2      0.1.1   2023-08-11 [1] CRAN (R 4.3.2)</w:t>
-      </w:r>
-      <w:r>
-        <w:br/>
-      </w:r>
-      <w:r>
-        <w:rPr>
-          <w:rStyle w:val="VerbatimChar"/>
-        </w:rPr>
-        <w:t xml:space="preserve">##  websocket     1.4.2   2024-07-22 [1] CRAN (R 4.3.2)</w:t>
-      </w:r>
-      <w:r>
-        <w:br/>
-      </w:r>
-      <w:r>
-        <w:rPr>
-          <w:rStyle w:val="VerbatimChar"/>
-        </w:rPr>
-        <w:t xml:space="preserve">##  xfun          0.48    2024-10-03 [1] CRAN (R 4.3.2)</w:t>
+        <w:t xml:space="preserve">##  webshot2      0.1.2   2025-04-23 [1] CRAN (R 4.3.2)</w:t>
+      </w:r>
+      <w:r>
+        <w:br/>
+      </w:r>
+      <w:r>
+        <w:rPr>
+          <w:rStyle w:val="VerbatimChar"/>
+        </w:rPr>
+        <w:t xml:space="preserve">##  websocket     1.4.4   2025-04-10 [1] CRAN (R 4.3.2)</w:t>
+      </w:r>
+      <w:r>
+        <w:br/>
+      </w:r>
+      <w:r>
+        <w:rPr>
+          <w:rStyle w:val="VerbatimChar"/>
+        </w:rPr>
+        <w:t xml:space="preserve">##  xfun          0.52    2025-04-02 [1] CRAN (R 4.3.2)</w:t>
       </w:r>
       <w:r>
         <w:br/>
@@ -3633,7 +3597,7 @@
         <w:rPr>
           <w:rStyle w:val="VerbatimChar"/>
         </w:rPr>
-        <w:t xml:space="preserve">##  yaml          2.3.8   2023-12-11 [1] RSPM (R 4.3.0)</w:t>
+        <w:t xml:space="preserve">##  yaml          2.3.10  2024-07-26 [1] CRAN (R 4.3.2)</w:t>
       </w:r>
       <w:r>
         <w:br/>
@@ -4794,7 +4758,7 @@
         <w:rPr>
           <w:rStyle w:val="VerbatimChar"/>
         </w:rPr>
-        <w:t xml:space="preserve">##  date     2025-06-27</w:t>
+        <w:t xml:space="preserve">##  date     2025-12-15</w:t>
       </w:r>
       <w:r>
         <w:br/>
@@ -4839,7 +4803,7 @@
         <w:rPr>
           <w:rStyle w:val="VerbatimChar"/>
         </w:rPr>
-        <w:t xml:space="preserve">##  bookdown      0.41    2024-10-16 [1] CRAN (R 4.3.2)</w:t>
+        <w:t xml:space="preserve">##  bookdown      0.43    2025-04-15 [1] CRAN (R 4.3.2)</w:t>
       </w:r>
       <w:r>
         <w:br/>
@@ -4893,7 +4857,7 @@
         <w:rPr>
           <w:rStyle w:val="VerbatimChar"/>
         </w:rPr>
-        <w:t xml:space="preserve">##  evaluate      0.23    2023-11-01 [1] RSPM (R 4.3.0)</w:t>
+        <w:t xml:space="preserve">##  evaluate      1.0.4   2025-06-18 [1] CRAN (R 4.3.2)</w:t>
       </w:r>
       <w:r>
         <w:br/>
@@ -4956,7 +4920,7 @@
         <w:rPr>
           <w:rStyle w:val="VerbatimChar"/>
         </w:rPr>
-        <w:t xml:space="preserve">##  knitr         1.48    2024-07-07 [1] CRAN (R 4.3.2)</w:t>
+        <w:t xml:space="preserve">##  knitr         1.50    2025-03-16 [1] CRAN (R 4.3.2)</w:t>
       </w:r>
       <w:r>
         <w:br/>
@@ -5091,7 +5055,7 @@
         <w:rPr>
           <w:rStyle w:val="VerbatimChar"/>
         </w:rPr>
-        <w:t xml:space="preserve">##  rlang         1.1.4   2024-06-04 [1] CRAN (R 4.3.2)</w:t>
+        <w:t xml:space="preserve">##  rlang         1.1.6   2025-04-11 [1] CRAN (R 4.3.2)</w:t>
       </w:r>
       <w:r>
         <w:br/>
@@ -5172,7 +5136,7 @@
         <w:rPr>
           <w:rStyle w:val="VerbatimChar"/>
         </w:rPr>
-        <w:t xml:space="preserve">##  xfun          0.48    2024-10-03 [1] CRAN (R 4.3.2)</w:t>
+        <w:t xml:space="preserve">##  xfun          0.52    2025-04-02 [1] CRAN (R 4.3.2)</w:t>
       </w:r>
       <w:r>
         <w:br/>
@@ -5190,7 +5154,7 @@
         <w:rPr>
           <w:rStyle w:val="VerbatimChar"/>
         </w:rPr>
-        <w:t xml:space="preserve">##  yaml          2.3.8   2023-12-11 [1] RSPM (R 4.3.0)</w:t>
+        <w:t xml:space="preserve">##  yaml          2.3.10  2024-07-26 [1] CRAN (R 4.3.2)</w:t>
       </w:r>
       <w:r>
         <w:br/>

--- a/docs/Course_Name.docx
+++ b/docs/Course_Name.docx
@@ -21,13 +21,13 @@
         <w:pStyle w:val="Date"/>
       </w:pPr>
       <w:r>
-        <w:t xml:space="preserve">June,</w:t>
-      </w:r>
-      <w:r>
-        <w:t xml:space="preserve"> </w:t>
-      </w:r>
-      <w:r>
-        <w:t xml:space="preserve">2025</w:t>
+        <w:t xml:space="preserve">February,</w:t>
+      </w:r>
+      <w:r>
+        <w:t xml:space="preserve"> </w:t>
+      </w:r>
+      <w:r>
+        <w:t xml:space="preserve">2026</w:t>
       </w:r>
     </w:p>
     <w:sdt>
@@ -417,7 +417,7 @@
         <w:rPr>
           <w:rStyle w:val="VerbatimChar"/>
         </w:rPr>
-        <w:t xml:space="preserve">##  date     2025-06-27</w:t>
+        <w:t xml:space="preserve">##  date     2026-02-10</w:t>
       </w:r>
       <w:r>
         <w:br/>
@@ -462,7 +462,7 @@
         <w:rPr>
           <w:rStyle w:val="VerbatimChar"/>
         </w:rPr>
-        <w:t xml:space="preserve">##  bookdown      0.41    2024-10-16 [1] CRAN (R 4.3.2)</w:t>
+        <w:t xml:space="preserve">##  bookdown      0.46    2025-12-05 [1] CRAN (R 4.3.2)</w:t>
       </w:r>
       <w:r>
         <w:br/>
@@ -480,7 +480,7 @@
         <w:rPr>
           <w:rStyle w:val="VerbatimChar"/>
         </w:rPr>
-        <w:t xml:space="preserve">##  cli           3.6.2   2023-12-11 [1] RSPM (R 4.3.0)</w:t>
+        <w:t xml:space="preserve">##  cli           3.6.5   2025-04-23 [1] CRAN (R 4.3.2)</w:t>
       </w:r>
       <w:r>
         <w:br/>
@@ -516,7 +516,7 @@
         <w:rPr>
           <w:rStyle w:val="VerbatimChar"/>
         </w:rPr>
-        <w:t xml:space="preserve">##  evaluate      0.23    2023-11-01 [1] RSPM (R 4.3.0)</w:t>
+        <w:t xml:space="preserve">##  evaluate      1.0.5   2025-08-27 [1] CRAN (R 4.3.2)</w:t>
       </w:r>
       <w:r>
         <w:br/>
@@ -579,7 +579,7 @@
         <w:rPr>
           <w:rStyle w:val="VerbatimChar"/>
         </w:rPr>
-        <w:t xml:space="preserve">##  knitr         1.48    2024-07-07 [1] CRAN (R 4.3.2)</w:t>
+        <w:t xml:space="preserve">##  knitr         1.50    2025-03-16 [1] CRAN (R 4.3.2)</w:t>
       </w:r>
       <w:r>
         <w:br/>
@@ -651,7 +651,7 @@
         <w:rPr>
           <w:rStyle w:val="VerbatimChar"/>
         </w:rPr>
-        <w:t xml:space="preserve">##  pkgload       1.3.4   2024-01-16 [1] RSPM (R 4.3.0)</w:t>
+        <w:t xml:space="preserve">##  pkgload       1.4.1   2025-09-23 [1] CRAN (R 4.3.2)</w:t>
       </w:r>
       <w:r>
         <w:br/>
@@ -687,7 +687,7 @@
         <w:rPr>
           <w:rStyle w:val="VerbatimChar"/>
         </w:rPr>
-        <w:t xml:space="preserve">##  R6            2.5.1   2021-08-19 [1] RSPM (R 4.3.0)</w:t>
+        <w:t xml:space="preserve">##  R6            2.6.1   2025-02-15 [1] CRAN (R 4.3.2)</w:t>
       </w:r>
       <w:r>
         <w:br/>
@@ -714,7 +714,7 @@
         <w:rPr>
           <w:rStyle w:val="VerbatimChar"/>
         </w:rPr>
-        <w:t xml:space="preserve">##  rlang         1.1.4   2024-06-04 [1] CRAN (R 4.3.2)</w:t>
+        <w:t xml:space="preserve">##  rlang         1.1.6   2025-04-11 [1] CRAN (R 4.3.2)</w:t>
       </w:r>
       <w:r>
         <w:br/>
@@ -795,7 +795,7 @@
         <w:rPr>
           <w:rStyle w:val="VerbatimChar"/>
         </w:rPr>
-        <w:t xml:space="preserve">##  xfun          0.48    2024-10-03 [1] CRAN (R 4.3.2)</w:t>
+        <w:t xml:space="preserve">##  xfun          0.55    2025-12-16 [1] CRAN (R 4.3.2)</w:t>
       </w:r>
       <w:r>
         <w:br/>
@@ -813,7 +813,7 @@
         <w:rPr>
           <w:rStyle w:val="VerbatimChar"/>
         </w:rPr>
-        <w:t xml:space="preserve">##  yaml          2.3.8   2023-12-11 [1] RSPM (R 4.3.0)</w:t>
+        <w:t xml:space="preserve">##  yaml          2.3.12  2025-12-10 [1] CRAN (R 4.3.2)</w:t>
       </w:r>
       <w:r>
         <w:br/>
@@ -2976,7 +2976,7 @@
         <w:rPr>
           <w:rStyle w:val="VerbatimChar"/>
         </w:rPr>
-        <w:t xml:space="preserve">##  date     2025-06-27</w:t>
+        <w:t xml:space="preserve">##  date     2026-02-10</w:t>
       </w:r>
       <w:r>
         <w:br/>
@@ -3021,16 +3021,7 @@
         <w:rPr>
           <w:rStyle w:val="VerbatimChar"/>
         </w:rPr>
-        <w:t xml:space="preserve">##  askpass       1.2.0   2023-09-03 [1] RSPM (R 4.3.0)</w:t>
-      </w:r>
-      <w:r>
-        <w:br/>
-      </w:r>
-      <w:r>
-        <w:rPr>
-          <w:rStyle w:val="VerbatimChar"/>
-        </w:rPr>
-        <w:t xml:space="preserve">##  bookdown      0.41    2024-10-16 [1] CRAN (R 4.3.2)</w:t>
+        <w:t xml:space="preserve">##  bookdown      0.46    2025-12-05 [1] CRAN (R 4.3.2)</w:t>
       </w:r>
       <w:r>
         <w:br/>
@@ -3048,25 +3039,16 @@
         <w:rPr>
           <w:rStyle w:val="VerbatimChar"/>
         </w:rPr>
-        <w:t xml:space="preserve">##  chromote      0.3.1   2024-08-30 [1] CRAN (R 4.3.2)</w:t>
-      </w:r>
-      <w:r>
-        <w:br/>
-      </w:r>
-      <w:r>
-        <w:rPr>
-          <w:rStyle w:val="VerbatimChar"/>
-        </w:rPr>
-        <w:t xml:space="preserve">##  cli           3.6.2   2023-12-11 [1] RSPM (R 4.3.0)</w:t>
-      </w:r>
-      <w:r>
-        <w:br/>
-      </w:r>
-      <w:r>
-        <w:rPr>
-          <w:rStyle w:val="VerbatimChar"/>
-        </w:rPr>
-        <w:t xml:space="preserve">##  curl          5.2.0   2023-12-08 [1] RSPM (R 4.3.0)</w:t>
+        <w:t xml:space="preserve">##  chromote      0.5.1   2025-04-24 [1] CRAN (R 4.3.2)</w:t>
+      </w:r>
+      <w:r>
+        <w:br/>
+      </w:r>
+      <w:r>
+        <w:rPr>
+          <w:rStyle w:val="VerbatimChar"/>
+        </w:rPr>
+        <w:t xml:space="preserve">##  cli           3.6.5   2025-04-23 [1] CRAN (R 4.3.2)</w:t>
       </w:r>
       <w:r>
         <w:br/>
@@ -3111,7 +3093,7 @@
         <w:rPr>
           <w:rStyle w:val="VerbatimChar"/>
         </w:rPr>
-        <w:t xml:space="preserve">##  evaluate      0.23    2023-11-01 [1] RSPM (R 4.3.0)</w:t>
+        <w:t xml:space="preserve">##  evaluate      1.0.5   2025-08-27 [1] CRAN (R 4.3.2)</w:t>
       </w:r>
       <w:r>
         <w:br/>
@@ -3156,6 +3138,15 @@
         <w:rPr>
           <w:rStyle w:val="VerbatimChar"/>
         </w:rPr>
+        <w:t xml:space="preserve">##  gitcreds      0.1.2   2022-09-08 [1] RSPM (R 4.3.0)</w:t>
+      </w:r>
+      <w:r>
+        <w:br/>
+      </w:r>
+      <w:r>
+        <w:rPr>
+          <w:rStyle w:val="VerbatimChar"/>
+        </w:rPr>
         <w:t xml:space="preserve">##  glue          1.7.0   2024-01-09 [1] RSPM (R 4.3.0)</w:t>
       </w:r>
       <w:r>
@@ -3165,15 +3156,6 @@
         <w:rPr>
           <w:rStyle w:val="VerbatimChar"/>
         </w:rPr>
-        <w:t xml:space="preserve">##  highr         0.11    2024-05-26 [1] CRAN (R 4.3.2)</w:t>
-      </w:r>
-      <w:r>
-        <w:br/>
-      </w:r>
-      <w:r>
-        <w:rPr>
-          <w:rStyle w:val="VerbatimChar"/>
-        </w:rPr>
         <w:t xml:space="preserve">##  hms           1.1.3   2023-03-21 [1] RSPM (R 4.3.0)</w:t>
       </w:r>
       <w:r>
@@ -3219,25 +3201,16 @@
         <w:rPr>
           <w:rStyle w:val="VerbatimChar"/>
         </w:rPr>
-        <w:t xml:space="preserve">##  janitor       2.2.0   2023-02-02 [1] RSPM (R 4.3.0)</w:t>
-      </w:r>
-      <w:r>
-        <w:br/>
-      </w:r>
-      <w:r>
-        <w:rPr>
-          <w:rStyle w:val="VerbatimChar"/>
-        </w:rPr>
-        <w:t xml:space="preserve">##  jsonlite      1.8.8   2023-12-04 [1] RSPM (R 4.3.0)</w:t>
-      </w:r>
-      <w:r>
-        <w:br/>
-      </w:r>
-      <w:r>
-        <w:rPr>
-          <w:rStyle w:val="VerbatimChar"/>
-        </w:rPr>
-        <w:t xml:space="preserve">##  knitr         1.48    2024-07-07 [1] CRAN (R 4.3.2)</w:t>
+        <w:t xml:space="preserve">##  jsonlite      2.0.0   2025-03-27 [1] CRAN (R 4.3.2)</w:t>
+      </w:r>
+      <w:r>
+        <w:br/>
+      </w:r>
+      <w:r>
+        <w:rPr>
+          <w:rStyle w:val="VerbatimChar"/>
+        </w:rPr>
+        <w:t xml:space="preserve">##  knitr         1.50    2025-03-16 [1] CRAN (R 4.3.2)</w:t>
       </w:r>
       <w:r>
         <w:br/>
@@ -3264,15 +3237,6 @@
         <w:rPr>
           <w:rStyle w:val="VerbatimChar"/>
         </w:rPr>
-        <w:t xml:space="preserve">##  lubridate     1.9.3   2023-09-27 [1] RSPM (R 4.3.0)</w:t>
-      </w:r>
-      <w:r>
-        <w:br/>
-      </w:r>
-      <w:r>
-        <w:rPr>
-          <w:rStyle w:val="VerbatimChar"/>
-        </w:rPr>
         <w:t xml:space="preserve">##  magrittr    * 2.0.3   2022-03-30 [1] RSPM (R 4.3.0)</w:t>
       </w:r>
       <w:r>
@@ -3309,16 +3273,7 @@
         <w:rPr>
           <w:rStyle w:val="VerbatimChar"/>
         </w:rPr>
-        <w:t xml:space="preserve">##  openssl       2.1.1   2023-09-25 [1] RSPM (R 4.3.0)</w:t>
-      </w:r>
-      <w:r>
-        <w:br/>
-      </w:r>
-      <w:r>
-        <w:rPr>
-          <w:rStyle w:val="VerbatimChar"/>
-        </w:rPr>
-        <w:t xml:space="preserve">##  ottrpal       1.3.0   2024-10-23 [1] Github (jhudsl/ottrpal@2e19782)</w:t>
+        <w:t xml:space="preserve">##  ottrpal       2.0.0   2025-12-16 [1] Github (ottrproject/ottrpal@6d1267e)</w:t>
       </w:r>
       <w:r>
         <w:br/>
@@ -3354,16 +3309,16 @@
         <w:rPr>
           <w:rStyle w:val="VerbatimChar"/>
         </w:rPr>
-        <w:t xml:space="preserve">##  pkgload       1.3.4   2024-01-16 [1] RSPM (R 4.3.0)</w:t>
-      </w:r>
-      <w:r>
-        <w:br/>
-      </w:r>
-      <w:r>
-        <w:rPr>
-          <w:rStyle w:val="VerbatimChar"/>
-        </w:rPr>
-        <w:t xml:space="preserve">##  processx      3.8.3   2023-12-10 [1] RSPM (R 4.3.0)</w:t>
+        <w:t xml:space="preserve">##  pkgload       1.4.1   2025-09-23 [1] CRAN (R 4.3.2)</w:t>
+      </w:r>
+      <w:r>
+        <w:br/>
+      </w:r>
+      <w:r>
+        <w:rPr>
+          <w:rStyle w:val="VerbatimChar"/>
+        </w:rPr>
+        <w:t xml:space="preserve">##  processx      3.8.6   2025-02-21 [1] CRAN (R 4.3.2)</w:t>
       </w:r>
       <w:r>
         <w:br/>
@@ -3390,7 +3345,7 @@
         <w:rPr>
           <w:rStyle w:val="VerbatimChar"/>
         </w:rPr>
-        <w:t xml:space="preserve">##  ps            1.7.6   2024-01-18 [1] RSPM (R 4.3.0)</w:t>
+        <w:t xml:space="preserve">##  ps            1.9.1   2025-04-12 [1] CRAN (R 4.3.2)</w:t>
       </w:r>
       <w:r>
         <w:br/>
@@ -3408,7 +3363,7 @@
         <w:rPr>
           <w:rStyle w:val="VerbatimChar"/>
         </w:rPr>
-        <w:t xml:space="preserve">##  R6            2.5.1   2021-08-19 [1] RSPM (R 4.3.0)</w:t>
+        <w:t xml:space="preserve">##  R6            2.6.1   2025-02-15 [1] CRAN (R 4.3.2)</w:t>
       </w:r>
       <w:r>
         <w:br/>
@@ -3444,7 +3399,7 @@
         <w:rPr>
           <w:rStyle w:val="VerbatimChar"/>
         </w:rPr>
-        <w:t xml:space="preserve">##  rlang         1.1.4   2024-06-04 [1] CRAN (R 4.3.2)</w:t>
+        <w:t xml:space="preserve">##  rlang         1.1.6   2025-04-11 [1] CRAN (R 4.3.2)</w:t>
       </w:r>
       <w:r>
         <w:br/>
@@ -3462,7 +3417,16 @@
         <w:rPr>
           <w:rStyle w:val="VerbatimChar"/>
         </w:rPr>
-        <w:t xml:space="preserve">##  rprojroot     2.0.4   2023-11-05 [1] CRAN (R 4.3.2)</w:t>
+        <w:t xml:space="preserve">##  rprojroot     2.1.1   2025-08-26 [1] CRAN (R 4.3.2)</w:t>
+      </w:r>
+      <w:r>
+        <w:br/>
+      </w:r>
+      <w:r>
+        <w:rPr>
+          <w:rStyle w:val="VerbatimChar"/>
+        </w:rPr>
+        <w:t xml:space="preserve">##  rvest         1.0.5   2025-08-29 [1] CRAN (R 4.3.2)</w:t>
       </w:r>
       <w:r>
         <w:br/>
@@ -3489,7 +3453,7 @@
         <w:rPr>
           <w:rStyle w:val="VerbatimChar"/>
         </w:rPr>
-        <w:t xml:space="preserve">##  snakecase     0.11.1  2023-08-27 [1] RSPM (R 4.3.0)</w:t>
+        <w:t xml:space="preserve">##  spelling      2.3.2   2025-08-18 [1] CRAN (R 4.3.2)</w:t>
       </w:r>
       <w:r>
         <w:br/>
@@ -3516,7 +3480,16 @@
         <w:rPr>
           <w:rStyle w:val="VerbatimChar"/>
         </w:rPr>
-        <w:t xml:space="preserve">##  tibble        3.2.1   2023-03-20 [1] CRAN (R 4.3.2)</w:t>
+        <w:t xml:space="preserve">##  tibble        3.3.0   2025-06-08 [1] CRAN (R 4.3.2)</w:t>
+      </w:r>
+      <w:r>
+        <w:br/>
+      </w:r>
+      <w:r>
+        <w:rPr>
+          <w:rStyle w:val="VerbatimChar"/>
+        </w:rPr>
+        <w:t xml:space="preserve">##  tidyr         1.3.1   2024-01-24 [1] RSPM (R 4.3.0)</w:t>
       </w:r>
       <w:r>
         <w:br/>
@@ -3534,15 +3507,6 @@
         <w:rPr>
           <w:rStyle w:val="VerbatimChar"/>
         </w:rPr>
-        <w:t xml:space="preserve">##  timechange    0.3.0   2024-01-18 [1] RSPM (R 4.3.0)</w:t>
-      </w:r>
-      <w:r>
-        <w:br/>
-      </w:r>
-      <w:r>
-        <w:rPr>
-          <w:rStyle w:val="VerbatimChar"/>
-        </w:rPr>
         <w:t xml:space="preserve">##  tzdb          0.4.0   2023-05-12 [1] RSPM (R 4.3.0)</w:t>
       </w:r>
       <w:r>
@@ -3588,34 +3552,34 @@
         <w:rPr>
           <w:rStyle w:val="VerbatimChar"/>
         </w:rPr>
-        <w:t xml:space="preserve">##  webshot2      0.1.1   2023-08-11 [1] CRAN (R 4.3.2)</w:t>
-      </w:r>
-      <w:r>
-        <w:br/>
-      </w:r>
-      <w:r>
-        <w:rPr>
-          <w:rStyle w:val="VerbatimChar"/>
-        </w:rPr>
-        <w:t xml:space="preserve">##  websocket     1.4.2   2024-07-22 [1] CRAN (R 4.3.2)</w:t>
-      </w:r>
-      <w:r>
-        <w:br/>
-      </w:r>
-      <w:r>
-        <w:rPr>
-          <w:rStyle w:val="VerbatimChar"/>
-        </w:rPr>
-        <w:t xml:space="preserve">##  xfun          0.48    2024-10-03 [1] CRAN (R 4.3.2)</w:t>
-      </w:r>
-      <w:r>
-        <w:br/>
-      </w:r>
-      <w:r>
-        <w:rPr>
-          <w:rStyle w:val="VerbatimChar"/>
-        </w:rPr>
-        <w:t xml:space="preserve">##  xml2          1.3.6   2023-12-04 [1] RSPM (R 4.3.0)</w:t>
+        <w:t xml:space="preserve">##  webshot2      0.1.2   2025-04-23 [1] CRAN (R 4.3.2)</w:t>
+      </w:r>
+      <w:r>
+        <w:br/>
+      </w:r>
+      <w:r>
+        <w:rPr>
+          <w:rStyle w:val="VerbatimChar"/>
+        </w:rPr>
+        <w:t xml:space="preserve">##  websocket     1.4.4   2025-04-10 [1] CRAN (R 4.3.2)</w:t>
+      </w:r>
+      <w:r>
+        <w:br/>
+      </w:r>
+      <w:r>
+        <w:rPr>
+          <w:rStyle w:val="VerbatimChar"/>
+        </w:rPr>
+        <w:t xml:space="preserve">##  xfun          0.55    2025-12-16 [1] CRAN (R 4.3.2)</w:t>
+      </w:r>
+      <w:r>
+        <w:br/>
+      </w:r>
+      <w:r>
+        <w:rPr>
+          <w:rStyle w:val="VerbatimChar"/>
+        </w:rPr>
+        <w:t xml:space="preserve">##  xml2          1.5.1   2025-12-01 [1] CRAN (R 4.3.2)</w:t>
       </w:r>
       <w:r>
         <w:br/>
@@ -3633,7 +3597,7 @@
         <w:rPr>
           <w:rStyle w:val="VerbatimChar"/>
         </w:rPr>
-        <w:t xml:space="preserve">##  yaml          2.3.8   2023-12-11 [1] RSPM (R 4.3.0)</w:t>
+        <w:t xml:space="preserve">##  yaml          2.3.12  2025-12-10 [1] CRAN (R 4.3.2)</w:t>
       </w:r>
       <w:r>
         <w:br/>
@@ -4794,7 +4758,7 @@
         <w:rPr>
           <w:rStyle w:val="VerbatimChar"/>
         </w:rPr>
-        <w:t xml:space="preserve">##  date     2025-06-27</w:t>
+        <w:t xml:space="preserve">##  date     2026-02-10</w:t>
       </w:r>
       <w:r>
         <w:br/>
@@ -4839,7 +4803,7 @@
         <w:rPr>
           <w:rStyle w:val="VerbatimChar"/>
         </w:rPr>
-        <w:t xml:space="preserve">##  bookdown      0.41    2024-10-16 [1] CRAN (R 4.3.2)</w:t>
+        <w:t xml:space="preserve">##  bookdown      0.46    2025-12-05 [1] CRAN (R 4.3.2)</w:t>
       </w:r>
       <w:r>
         <w:br/>
@@ -4857,7 +4821,7 @@
         <w:rPr>
           <w:rStyle w:val="VerbatimChar"/>
         </w:rPr>
-        <w:t xml:space="preserve">##  cli           3.6.2   2023-12-11 [1] RSPM (R 4.3.0)</w:t>
+        <w:t xml:space="preserve">##  cli           3.6.5   2025-04-23 [1] CRAN (R 4.3.2)</w:t>
       </w:r>
       <w:r>
         <w:br/>
@@ -4893,7 +4857,7 @@
         <w:rPr>
           <w:rStyle w:val="VerbatimChar"/>
         </w:rPr>
-        <w:t xml:space="preserve">##  evaluate      0.23    2023-11-01 [1] RSPM (R 4.3.0)</w:t>
+        <w:t xml:space="preserve">##  evaluate      1.0.5   2025-08-27 [1] CRAN (R 4.3.2)</w:t>
       </w:r>
       <w:r>
         <w:br/>
@@ -4956,7 +4920,7 @@
         <w:rPr>
           <w:rStyle w:val="VerbatimChar"/>
         </w:rPr>
-        <w:t xml:space="preserve">##  knitr         1.48    2024-07-07 [1] CRAN (R 4.3.2)</w:t>
+        <w:t xml:space="preserve">##  knitr         1.50    2025-03-16 [1] CRAN (R 4.3.2)</w:t>
       </w:r>
       <w:r>
         <w:br/>
@@ -5028,7 +4992,7 @@
         <w:rPr>
           <w:rStyle w:val="VerbatimChar"/>
         </w:rPr>
-        <w:t xml:space="preserve">##  pkgload       1.3.4   2024-01-16 [1] RSPM (R 4.3.0)</w:t>
+        <w:t xml:space="preserve">##  pkgload       1.4.1   2025-09-23 [1] CRAN (R 4.3.2)</w:t>
       </w:r>
       <w:r>
         <w:br/>
@@ -5064,7 +5028,7 @@
         <w:rPr>
           <w:rStyle w:val="VerbatimChar"/>
         </w:rPr>
-        <w:t xml:space="preserve">##  R6            2.5.1   2021-08-19 [1] RSPM (R 4.3.0)</w:t>
+        <w:t xml:space="preserve">##  R6            2.6.1   2025-02-15 [1] CRAN (R 4.3.2)</w:t>
       </w:r>
       <w:r>
         <w:br/>
@@ -5091,7 +5055,7 @@
         <w:rPr>
           <w:rStyle w:val="VerbatimChar"/>
         </w:rPr>
-        <w:t xml:space="preserve">##  rlang         1.1.4   2024-06-04 [1] CRAN (R 4.3.2)</w:t>
+        <w:t xml:space="preserve">##  rlang         1.1.6   2025-04-11 [1] CRAN (R 4.3.2)</w:t>
       </w:r>
       <w:r>
         <w:br/>
@@ -5172,7 +5136,7 @@
         <w:rPr>
           <w:rStyle w:val="VerbatimChar"/>
         </w:rPr>
-        <w:t xml:space="preserve">##  xfun          0.48    2024-10-03 [1] CRAN (R 4.3.2)</w:t>
+        <w:t xml:space="preserve">##  xfun          0.55    2025-12-16 [1] CRAN (R 4.3.2)</w:t>
       </w:r>
       <w:r>
         <w:br/>
@@ -5190,7 +5154,7 @@
         <w:rPr>
           <w:rStyle w:val="VerbatimChar"/>
         </w:rPr>
-        <w:t xml:space="preserve">##  yaml          2.3.8   2023-12-11 [1] RSPM (R 4.3.0)</w:t>
+        <w:t xml:space="preserve">##  yaml          2.3.12  2025-12-10 [1] CRAN (R 4.3.2)</w:t>
       </w:r>
       <w:r>
         <w:br/>

--- a/docs/Course_Name.docx
+++ b/docs/Course_Name.docx
@@ -417,7 +417,7 @@
         <w:rPr>
           <w:rStyle w:val="VerbatimChar"/>
         </w:rPr>
-        <w:t xml:space="preserve">##  date     2026-02-10</w:t>
+        <w:t xml:space="preserve">##  date     2026-02-20</w:t>
       </w:r>
       <w:r>
         <w:br/>
@@ -2976,7 +2976,7 @@
         <w:rPr>
           <w:rStyle w:val="VerbatimChar"/>
         </w:rPr>
-        <w:t xml:space="preserve">##  date     2026-02-10</w:t>
+        <w:t xml:space="preserve">##  date     2026-02-20</w:t>
       </w:r>
       <w:r>
         <w:br/>
@@ -4758,7 +4758,7 @@
         <w:rPr>
           <w:rStyle w:val="VerbatimChar"/>
         </w:rPr>
-        <w:t xml:space="preserve">##  date     2026-02-10</w:t>
+        <w:t xml:space="preserve">##  date     2026-02-20</w:t>
       </w:r>
       <w:r>
         <w:br/>

--- a/docs/Course_Name.docx
+++ b/docs/Course_Name.docx
@@ -21,7 +21,7 @@
         <w:pStyle w:val="Date"/>
       </w:pPr>
       <w:r>
-        <w:t xml:space="preserve">February,</w:t>
+        <w:t xml:space="preserve">March,</w:t>
       </w:r>
       <w:r>
         <w:t xml:space="preserve"> </w:t>
@@ -417,7 +417,7 @@
         <w:rPr>
           <w:rStyle w:val="VerbatimChar"/>
         </w:rPr>
-        <w:t xml:space="preserve">##  date     2026-02-10</w:t>
+        <w:t xml:space="preserve">##  date     2026-03-12</w:t>
       </w:r>
       <w:r>
         <w:br/>
@@ -2976,7 +2976,7 @@
         <w:rPr>
           <w:rStyle w:val="VerbatimChar"/>
         </w:rPr>
-        <w:t xml:space="preserve">##  date     2026-02-10</w:t>
+        <w:t xml:space="preserve">##  date     2026-03-12</w:t>
       </w:r>
       <w:r>
         <w:br/>
@@ -4758,7 +4758,7 @@
         <w:rPr>
           <w:rStyle w:val="VerbatimChar"/>
         </w:rPr>
-        <w:t xml:space="preserve">##  date     2026-02-10</w:t>
+        <w:t xml:space="preserve">##  date     2026-03-12</w:t>
       </w:r>
       <w:r>
         <w:br/>

--- a/docs/Course_Name.docx
+++ b/docs/Course_Name.docx
@@ -21,7 +21,7 @@
         <w:pStyle w:val="Date"/>
       </w:pPr>
       <w:r>
-        <w:t xml:space="preserve">March,</w:t>
+        <w:t xml:space="preserve">April,</w:t>
       </w:r>
       <w:r>
         <w:t xml:space="preserve"> </w:t>
@@ -417,7 +417,7 @@
         <w:rPr>
           <w:rStyle w:val="VerbatimChar"/>
         </w:rPr>
-        <w:t xml:space="preserve">##  date     2026-03-12</w:t>
+        <w:t xml:space="preserve">##  date     2026-04-16</w:t>
       </w:r>
       <w:r>
         <w:br/>
@@ -2976,7 +2976,7 @@
         <w:rPr>
           <w:rStyle w:val="VerbatimChar"/>
         </w:rPr>
-        <w:t xml:space="preserve">##  date     2026-03-12</w:t>
+        <w:t xml:space="preserve">##  date     2026-04-16</w:t>
       </w:r>
       <w:r>
         <w:br/>
@@ -4758,7 +4758,7 @@
         <w:rPr>
           <w:rStyle w:val="VerbatimChar"/>
         </w:rPr>
-        <w:t xml:space="preserve">##  date     2026-03-12</w:t>
+        <w:t xml:space="preserve">##  date     2026-04-16</w:t>
       </w:r>
       <w:r>
         <w:br/>

--- a/docs/Course_Name.docx
+++ b/docs/Course_Name.docx
@@ -21,7 +21,7 @@
         <w:pStyle w:val="Date"/>
       </w:pPr>
       <w:r>
-        <w:t xml:space="preserve">March,</w:t>
+        <w:t xml:space="preserve">April,</w:t>
       </w:r>
       <w:r>
         <w:t xml:space="preserve"> </w:t>
@@ -417,7 +417,7 @@
         <w:rPr>
           <w:rStyle w:val="VerbatimChar"/>
         </w:rPr>
-        <w:t xml:space="preserve">##  date     2026-03-12</w:t>
+        <w:t xml:space="preserve">##  date     2026-04-28</w:t>
       </w:r>
       <w:r>
         <w:br/>
@@ -2976,7 +2976,7 @@
         <w:rPr>
           <w:rStyle w:val="VerbatimChar"/>
         </w:rPr>
-        <w:t xml:space="preserve">##  date     2026-03-12</w:t>
+        <w:t xml:space="preserve">##  date     2026-04-28</w:t>
       </w:r>
       <w:r>
         <w:br/>
@@ -4758,7 +4758,7 @@
         <w:rPr>
           <w:rStyle w:val="VerbatimChar"/>
         </w:rPr>
-        <w:t xml:space="preserve">##  date     2026-03-12</w:t>
+        <w:t xml:space="preserve">##  date     2026-04-28</w:t>
       </w:r>
       <w:r>
         <w:br/>

--- a/docs/Course_Name.docx
+++ b/docs/Course_Name.docx
@@ -21,7 +21,7 @@
         <w:pStyle w:val="Date"/>
       </w:pPr>
       <w:r>
-        <w:t xml:space="preserve">March,</w:t>
+        <w:t xml:space="preserve">August,</w:t>
       </w:r>
       <w:r>
         <w:t xml:space="preserve"> </w:t>
@@ -417,7 +417,7 @@
         <w:rPr>
           <w:rStyle w:val="VerbatimChar"/>
         </w:rPr>
-        <w:t xml:space="preserve">##  date     2026-03-12</w:t>
+        <w:t xml:space="preserve">##  date     2026-08-13</w:t>
       </w:r>
       <w:r>
         <w:br/>
@@ -2976,7 +2976,7 @@
         <w:rPr>
           <w:rStyle w:val="VerbatimChar"/>
         </w:rPr>
-        <w:t xml:space="preserve">##  date     2026-03-12</w:t>
+        <w:t xml:space="preserve">##  date     2026-08-13</w:t>
       </w:r>
       <w:r>
         <w:br/>
@@ -3647,7 +3647,7 @@
     </w:p>
     <w:bookmarkEnd w:id="64"/>
     <w:bookmarkEnd w:id="65"/>
-    <w:bookmarkStart w:id="76" w:name="about-the-authors"/>
+    <w:bookmarkStart w:id="77" w:name="about-the-authors"/>
     <w:p>
       <w:pPr>
         <w:pStyle w:val="Heading1"/>
@@ -4172,6 +4172,20 @@
                 <w:t xml:space="preserve">Ava Hoffman</w:t>
               </w:r>
             </w:hyperlink>
+            <w:r>
+              <w:t xml:space="preserve">,</w:t>
+            </w:r>
+            <w:r>
+              <w:t xml:space="preserve"> </w:t>
+            </w:r>
+            <w:hyperlink r:id="rId71">
+              <w:r>
+                <w:rPr>
+                  <w:rStyle w:val="Hyperlink"/>
+                </w:rPr>
+                <w:t xml:space="preserve">Kate Isaac</w:t>
+              </w:r>
+            </w:hyperlink>
           </w:p>
         </w:tc>
       </w:tr>
@@ -4268,7 +4282,7 @@
             <w:r>
               <w:t xml:space="preserve"> </w:t>
             </w:r>
-            <w:hyperlink r:id="rId71">
+            <w:hyperlink r:id="rId72">
               <w:r>
                 <w:rPr>
                   <w:rStyle w:val="Hyperlink"/>
@@ -4290,7 +4304,7 @@
             <w:r>
               <w:t xml:space="preserve">Package Developers (</w:t>
             </w:r>
-            <w:hyperlink r:id="rId72">
+            <w:hyperlink r:id="rId73">
               <w:r>
                 <w:rPr>
                   <w:rStyle w:val="Hyperlink"/>
@@ -4338,7 +4352,7 @@
             <w:r>
               <w:t xml:space="preserve"> </w:t>
             </w:r>
-            <w:hyperlink r:id="rId73">
+            <w:hyperlink r:id="rId74">
               <w:r>
                 <w:rPr>
                   <w:rStyle w:val="Hyperlink"/>
@@ -4352,7 +4366,7 @@
             <w:r>
               <w:t xml:space="preserve"> </w:t>
             </w:r>
-            <w:hyperlink r:id="rId74">
+            <w:hyperlink r:id="rId71">
               <w:r>
                 <w:rPr>
                   <w:rStyle w:val="Hyperlink"/>
@@ -4386,6 +4400,17 @@
                   <w:rStyle w:val="Hyperlink"/>
                 </w:rPr>
                 <w:t xml:space="preserve">John Muschelli</w:t>
+              </w:r>
+            </w:hyperlink>
+            <w:r>
+              <w:t xml:space="preserve">,</w:t>
+            </w:r>
+            <w:hyperlink r:id="rId76">
+              <w:r>
+                <w:rPr>
+                  <w:rStyle w:val="Hyperlink"/>
+                </w:rPr>
+                <w:t xml:space="preserve">Adam Coffman</w:t>
               </w:r>
             </w:hyperlink>
           </w:p>
@@ -4758,7 +4783,7 @@
         <w:rPr>
           <w:rStyle w:val="VerbatimChar"/>
         </w:rPr>
-        <w:t xml:space="preserve">##  date     2026-03-12</w:t>
+        <w:t xml:space="preserve">##  date     2026-08-13</w:t>
       </w:r>
       <w:r>
         <w:br/>
@@ -5202,8 +5227,8 @@
         <w:t xml:space="preserve">## ──────────────────────────────────────────────────────────────────────────────</w:t>
       </w:r>
     </w:p>
-    <w:bookmarkEnd w:id="76"/>
-    <w:bookmarkStart w:id="84" w:name="references"/>
+    <w:bookmarkEnd w:id="77"/>
+    <w:bookmarkStart w:id="85" w:name="references"/>
     <w:p>
       <w:pPr>
         <w:pStyle w:val="Heading1"/>
@@ -5221,8 +5246,8 @@
         <w:t xml:space="preserve">References</w:t>
       </w:r>
     </w:p>
-    <w:bookmarkStart w:id="83" w:name="refs"/>
-    <w:bookmarkStart w:id="78" w:name="ref-rmarkdown2021"/>
+    <w:bookmarkStart w:id="84" w:name="refs"/>
+    <w:bookmarkStart w:id="79" w:name="ref-rmarkdown2021"/>
     <w:p>
       <w:pPr>
         <w:pStyle w:val="Bibliography"/>
@@ -5246,7 +5271,7 @@
       <w:r>
         <w:t xml:space="preserve"> </w:t>
       </w:r>
-      <w:hyperlink r:id="rId77">
+      <w:hyperlink r:id="rId78">
         <w:r>
           <w:rPr>
             <w:rStyle w:val="Hyperlink"/>
@@ -5258,8 +5283,8 @@
         <w:t xml:space="preserve">.</w:t>
       </w:r>
     </w:p>
-    <w:bookmarkEnd w:id="78"/>
-    <w:bookmarkStart w:id="80" w:name="ref-Xie2018"/>
+    <w:bookmarkEnd w:id="79"/>
+    <w:bookmarkStart w:id="81" w:name="ref-Xie2018"/>
     <w:p>
       <w:pPr>
         <w:pStyle w:val="Bibliography"/>
@@ -5283,7 +5308,7 @@
       <w:r>
         <w:t xml:space="preserve"> </w:t>
       </w:r>
-      <w:hyperlink r:id="rId79">
+      <w:hyperlink r:id="rId80">
         <w:r>
           <w:rPr>
             <w:rStyle w:val="Hyperlink"/>
@@ -5295,8 +5320,8 @@
         <w:t xml:space="preserve">.</w:t>
       </w:r>
     </w:p>
-    <w:bookmarkEnd w:id="80"/>
-    <w:bookmarkStart w:id="82" w:name="ref-Xie2020"/>
+    <w:bookmarkEnd w:id="81"/>
+    <w:bookmarkStart w:id="83" w:name="ref-Xie2020"/>
     <w:p>
       <w:pPr>
         <w:pStyle w:val="Bibliography"/>
@@ -5320,7 +5345,7 @@
       <w:r>
         <w:t xml:space="preserve"> </w:t>
       </w:r>
-      <w:hyperlink r:id="rId81">
+      <w:hyperlink r:id="rId82">
         <w:r>
           <w:rPr>
             <w:rStyle w:val="Hyperlink"/>
@@ -5332,9 +5357,9 @@
         <w:t xml:space="preserve">.</w:t>
       </w:r>
     </w:p>
-    <w:bookmarkEnd w:id="82"/>
     <w:bookmarkEnd w:id="83"/>
     <w:bookmarkEnd w:id="84"/>
+    <w:bookmarkEnd w:id="85"/>
     <w:sectPr/>
   </w:body>
 </w:document>
